--- a/assets/CV-Agus-Supriadi-IoT.docx
+++ b/assets/CV-Agus-Supriadi-IoT.docx
@@ -1293,7 +1293,154 @@
           <w:vertAlign w:val="baseline"/>
           <w:rtl w:val="0"/>
         </w:rPr>
-        <w:t xml:space="preserve">Menjalankan Metabase dan Appsmith di VPS dengan Docker Compose: dashboard status pembayaran, form input, tabel monitoring, dan chart (data dummy, meniru kebutuhan kerja nyata). Demo: metabase.portofolio.sbs, appsmith.portofolio.sbs</w:t>
+        <w:t xml:space="preserve">Menjalankan Metabase dan Appsmith di VPS dengan Docker Compose: dashboar</w:t>
+      </w:r>
+      <w:r>
+        <w:rPr>
+          <w:rtl w:val="0"/>
+        </w:rPr>
+        <w:t xml:space="preserve">d analytics untuk pengecekan sistem </w:t>
+      </w:r>
+      <w:hyperlink r:id="rId12">
+        <w:r>
+          <w:rPr>
+            <w:color w:val="0a6c68"/>
+            <w:u w:val="single"/>
+            <w:rtl w:val="0"/>
+          </w:rPr>
+          <w:t xml:space="preserve">pilahsampah.com</w:t>
+        </w:r>
+      </w:hyperlink>
+      <w:r>
+        <w:rPr>
+          <w:rtl w:val="0"/>
+        </w:rPr>
+        <w:t xml:space="preserve"> (Detail User, Data profile, point, transaksi dan WD User, Jumlah User, Trend dan sejenisnya). Dokumentasi </w:t>
+      </w:r>
+      <w:hyperlink r:id="rId13">
+        <w:r>
+          <w:rPr>
+            <w:color w:val="0a6c68"/>
+            <w:u w:val="single"/>
+            <w:rtl w:val="0"/>
+          </w:rPr>
+          <w:t xml:space="preserve">https://drive.google.com/drive/folders/1QYtv2klPixOg2eyE3vBHrpt7tVnokjqv</w:t>
+        </w:r>
+      </w:hyperlink>
+      <w:r>
+        <w:rPr>
+          <w:rtl w:val="0"/>
+        </w:rPr>
+        <w:t xml:space="preserve"> </w:t>
+      </w:r>
+    </w:p>
+    <w:p>
+      <w:pPr>
+        <w:keepNext w:val="0"/>
+        <w:keepLines w:val="0"/>
+        <w:pageBreakBefore w:val="0"/>
+        <w:widowControl w:val="1"/>
+        <w:numPr>
+          <w:ilvl w:val="0"/>
+          <w:numId w:val="1"/>
+        </w:numPr>
+        <w:pBdr>
+          <w:top w:space="0" w:sz="0" w:val="nil"/>
+          <w:left w:space="0" w:sz="0" w:val="nil"/>
+          <w:bottom w:space="0" w:sz="0" w:val="nil"/>
+          <w:right w:space="0" w:sz="0" w:val="nil"/>
+          <w:between w:space="0" w:sz="0" w:val="nil"/>
+        </w:pBdr>
+        <w:shd w:fill="auto" w:val="clear"/>
+        <w:spacing w:after="40" w:before="0" w:line="259" w:lineRule="auto"/>
+        <w:ind w:left="340" w:right="0" w:hanging="220"/>
+        <w:jc w:val="left"/>
+        <w:rPr/>
+      </w:pPr>
+      <w:r>
+        <w:rPr>
+          <w:rFonts w:ascii="Arial" w:cs="Arial" w:eastAsia="Arial" w:hAnsi="Arial"/>
+          <w:b w:val="0"/>
+          <w:bCs w:val="0"/>
+          <w:i w:val="0"/>
+          <w:iCs w:val="0"/>
+          <w:smallCaps w:val="0"/>
+          <w:strike w:val="0"/>
+          <w:color w:val="000000"/>
+          <w:sz w:val="20"/>
+          <w:szCs w:val="20"/>
+          <w:u w:val="none"/>
+          <w:shd w:fill="auto" w:val="clear"/>
+          <w:vertAlign w:val="baseline"/>
+          <w:rtl w:val="0"/>
+        </w:rPr>
+        <w:t xml:space="preserve">Demo: </w:t>
+      </w:r>
+      <w:hyperlink r:id="rId14">
+        <w:r>
+          <w:rPr>
+            <w:rFonts w:ascii="Arial" w:cs="Arial" w:eastAsia="Arial" w:hAnsi="Arial"/>
+            <w:b w:val="0"/>
+            <w:bCs w:val="0"/>
+            <w:i w:val="0"/>
+            <w:iCs w:val="0"/>
+            <w:smallCaps w:val="0"/>
+            <w:strike w:val="0"/>
+            <w:color w:val="0a6c68"/>
+            <w:sz w:val="20"/>
+            <w:szCs w:val="20"/>
+            <w:u w:val="single"/>
+            <w:shd w:fill="auto" w:val="clear"/>
+            <w:vertAlign w:val="baseline"/>
+            <w:rtl w:val="0"/>
+          </w:rPr>
+          <w:t xml:space="preserve">metabase.portofolio.sbs</w:t>
+        </w:r>
+      </w:hyperlink>
+      <w:r>
+        <w:rPr>
+          <w:rFonts w:ascii="Arial" w:cs="Arial" w:eastAsia="Arial" w:hAnsi="Arial"/>
+          <w:b w:val="0"/>
+          <w:bCs w:val="0"/>
+          <w:i w:val="0"/>
+          <w:iCs w:val="0"/>
+          <w:smallCaps w:val="0"/>
+          <w:strike w:val="0"/>
+          <w:color w:val="000000"/>
+          <w:sz w:val="20"/>
+          <w:szCs w:val="20"/>
+          <w:u w:val="none"/>
+          <w:shd w:fill="auto" w:val="clear"/>
+          <w:vertAlign w:val="baseline"/>
+          <w:rtl w:val="0"/>
+        </w:rPr>
+        <w:t xml:space="preserve">, </w:t>
+      </w:r>
+      <w:hyperlink r:id="rId15">
+        <w:r>
+          <w:rPr>
+            <w:rFonts w:ascii="Arial" w:cs="Arial" w:eastAsia="Arial" w:hAnsi="Arial"/>
+            <w:b w:val="0"/>
+            <w:bCs w:val="0"/>
+            <w:i w:val="0"/>
+            <w:iCs w:val="0"/>
+            <w:smallCaps w:val="0"/>
+            <w:strike w:val="0"/>
+            <w:color w:val="0a6c68"/>
+            <w:sz w:val="20"/>
+            <w:szCs w:val="20"/>
+            <w:u w:val="single"/>
+            <w:shd w:fill="auto" w:val="clear"/>
+            <w:vertAlign w:val="baseline"/>
+            <w:rtl w:val="0"/>
+          </w:rPr>
+          <w:t xml:space="preserve">appsmith.portofolio.sbs</w:t>
+        </w:r>
+      </w:hyperlink>
+      <w:r>
+        <w:rPr>
+          <w:rtl w:val="0"/>
+        </w:rPr>
       </w:r>
     </w:p>
     <w:p>
